--- a/example_articles/states/Iowa/4.states_Iowa_Other_publisher.docx
+++ b/example_articles/states/Iowa/4.states_Iowa_Other_publisher.docx
@@ -27,17 +27,17 @@
     </w:p>
     <w:p>
       <w:r>
-        <w:t>Source File: Other publishers/Files (500) (29).DOCX</w:t>
+        <w:t>Source file: Other publishers/Files (500) (29).DOCX</w:t>
       </w:r>
     </w:p>
     <w:p>
       <w:r>
-        <w:t>Raw locations result: ['Iowa', 'NA']</w:t>
+        <w:t>Raw locations result, 'locations': ['Iowa', 'NA']</w:t>
       </w:r>
     </w:p>
     <w:p>
       <w:r>
-        <w:t>states_stand_flat (Standardized): Iowa</w:t>
+        <w:t>Standardized locations result, 'states_stand_flat': Iowa</w:t>
       </w:r>
     </w:p>
     <w:p>

--- a/example_articles/states/Iowa/4.states_Iowa_Other_publisher.docx
+++ b/example_articles/states/Iowa/4.states_Iowa_Other_publisher.docx
@@ -7,7 +7,7 @@
         <w:pStyle w:val="Heading1"/>
       </w:pPr>
       <w:r>
-        <w:t>SHARP OPERATOR KEEPS MAYOR'S HOT LINE IN WORKING ORDER</w:t>
+        <w:t>MCCAIN, BUSH TRADE JABS ON TAX-CUT PLANS IN IOWA, BUSH SAID MCCAIN WOULD TAX EMPLOYEE BENEFITS. MCCAIN SAID BUSH IGNORED THE NATIONAL DEBT.</w:t>
       </w:r>
     </w:p>
     <w:p>
@@ -17,22 +17,22 @@
     </w:p>
     <w:p>
       <w:r>
-        <w:t>Date: 1993-10-10</w:t>
+        <w:t>Date: 2000-01-16</w:t>
       </w:r>
     </w:p>
     <w:p>
       <w:r>
-        <w:t>Section: LIFESTYLE,</w:t>
+        <w:t>Section: NATIONAL; Pg. A02</w:t>
       </w:r>
     </w:p>
     <w:p>
       <w:r>
-        <w:t>Source file: Other publishers/Files (500) (29).DOCX</w:t>
+        <w:t>Source file: Other publishers/Files (500) (27).DOCX</w:t>
       </w:r>
     </w:p>
     <w:p>
       <w:r>
-        <w:t>Raw locations result, 'locations': ['Iowa', 'NA']</w:t>
+        <w:t>Raw locations result, 'locations': ['Iowa']</w:t>
       </w:r>
     </w:p>
     <w:p>
@@ -49,139 +49,61 @@
     </w:p>
     <w:p>
       <w:r>
-        <w:t>It's an adventure to pick up a ringing phone in Dolly's world.</w:t>
+        <w:t>Gov. George W. Bush of Texas accused Sen. John McCain of Arizona yesterday of financing his proposed tax cuts in part with a $40 billion tax increase on employer-provided benefits, which Bush said would force working people to give up cherished perks such as employer-paid tuition.</w:t>
         <w:br/>
-        <w:t>About 500 people a day call simply to get the number of a specific city department.</w:t>
+        <w:t>Bush leveled the charge against his chief rival for the Republican presidential nomination at a debate here, the last one before Iowa voters attend precinct caucuses Jan. 24.</w:t>
         <w:br/>
-        <w:t>But 100 others, on average, need more. Some need a sharp kick; others, a psychiatrist. The rest want satisfaction from the city and they want it now.</w:t>
+        <w:t>Bush's criticism, and a testy response from McCain underscored the increasingly sharp contest between the two for the votes of working-class Americans. Later the McCain camp said that Bush was wrong, that the tax revenue would be $4 billion, not $40 billion. Bush's people contended their figure was right.</w:t>
         <w:br/>
-        <w:t>Dolly Campbell says what's rewarding about her job as supervisor at the Mayor's Service Center -- a citizen hot line of sorts -- is ''actually being able to help people cut through'' the bureaucracy.</w:t>
+        <w:t>In the debate, Bush asked: What would you tell a working single mother about why you would tax her benefits?</w:t>
         <w:br/>
-        <w:t>Most of them get satisfaction, she said. Eventually.</w:t>
+        <w:t>"Well, the first thing I would say to that single mom is that I've got a tax cut for you, and Gov. Bush doesn't," the Arizona senator replied.</w:t>
         <w:br/>
-        <w:t>''People don't realize that when they report a deserted car, we have to send an officer out, he has to make a report, and the city has to trace the owner and send a registered letter'' before any action can be taken. ''That car may have sat there all year, but the caller wants it gone by tomorrow.''</w:t>
+        <w:t>"That's not true," interrupted Bush. Indeed, his tax-cut plan would cut income tax rates for low-income people as well as the better-off.</w:t>
         <w:br/>
-        <w:t>Campbell, a grandmother of five with a blond bob, laughs when she relates the nature of calls that irritate or test her patience. She knows the pieces of the human-nature puzzle pretty well by now.</w:t>
+        <w:t>McCain responded that "the real issue here" is that the federal government is running a huge tax surplus, and "the question is what do we want to do with it."</w:t>
         <w:br/>
-        <w:t>After 13 years in the city office where the phones ring the most -- the past 11 as supervisor -- she knows the best response to a caller who is screaming is a soft one. She knows life's too short to stay on the line with those who are vile. And she knows when to get up and take a walk.</w:t>
+        <w:t>McCain said he would give part of the surplus back to lower- and middle-income people, but would devote much of it as well to buying down the $5.6 trillion national debt in an effort to shore up future finances of Social Security.</w:t>
         <w:br/>
-        <w:t>''I make them take walks, too,'' she says, nodding toward the corridor of cubicles that lead from her open office on the first floor of the City-County Building. Six people sit along that row, answering phones. As they talk, you can see them nod and jot down notes. Sometimes, they straighten and their faces go cold.</w:t>
+        <w:t>"Gov. Bush's plan has not one penny for Social Security, not one penny for Medicare, and not one penny for paying down the national debt," McCain charged.</w:t>
         <w:br/>
-        <w:t>''I don't think the public knows what they do to people when they become accusatory, when they yell. My people come in with problems of their own. Maybe one of them has an illness in the family.</w:t>
+        <w:t>Turning to face the Texas governor standing beside him, McCain added: "And when you run ads saying you're going to take care of Social Security, my friend, that's all hat and no cattle." The audience tittered with laughter. After a pause, Bush, looking bemused, said: "That's cute."</w:t>
         <w:br/>
-        <w:t>''I've had people cry'' after hanging up.</w:t>
+        <w:t>"You know they are always cutest when they're true," McCain replied, grinning.</w:t>
         <w:br/>
-        <w:t>''Sometimes a caller will say things to them like, 'I pay your salary!'</w:t>
+        <w:t>"It's not true," Bush protested.</w:t>
         <w:br/>
-        <w:t>''Well,'' she said coolly, ''we all pay taxes.''</w:t>
+        <w:t>Bush went on the offensive against McCain, who has been arguing that his tax-cut proposal would do more to help working people, while Bush's would deliver the bulk of benefits to the wealthy.</w:t>
         <w:br/>
-        <w:t>Campbell said the city has held ''flak-catcher'' courses for her staff, all but one of whom she has hired, ''but most of what you know comes from experience.''</w:t>
+        <w:t>The Texas governor said McCain's plan would tax previously untaxed benefits given to workers, such as those for education, transportation, meals, vision care, parking, life insurance, auto insurance, and moving expenses.</w:t>
         <w:br/>
-        <w:t>Lew Borman, the mayor's press secretary, says all city supervisors should visit Campbell's domain to read the city's pulse.</w:t>
+        <w:t>McCain said Bush would devote 36 percent of his tax cuts to the nation's wealthiest 1 percent. "I don't do that," McCain said. "Let's not do the Texas two-step here."</w:t>
         <w:br/>
-        <w:t>''There's no government job that's easy, but that one is on the front line,'' Borman said. He says Dolly and her people are ''the unsung heroes.''</w:t>
+        <w:t>Bush is well ahead in polls here, followed by magazine publisher Steve Forbes. The other candidates - including social activist Gary Bauer, Sen. Orrin G. Hatch (R., Utah), and radio commentator Alan Keyes - are bunched together far behind.</w:t>
         <w:br/>
-        <w:t>''By the time someone calls the mayor's office they're very angry. Theoretically, they've tried one thing and another and have failed, just by not knowing the proper steps to take,'' Borman said.</w:t>
+        <w:t>But McCain is not actively campaigning here, saving his limited money and energy for New Hampshire's first-in-the-nation Feb. 1 primary, where polls show him neck-and-neck with Bush.</w:t>
         <w:br/>
-        <w:t>''What these guys are good at is listening.'' To the complaints they report, he added, ''some departments are very responsive, others aren't.''</w:t>
+        <w:t>Bush and McCain are engaged in an increasingly acrimonious debate over their tax plans, particularly over whether they would leave enough money for Social Security. Bush backs a five-year tax-cut plan that would cost $483 billion, McCain a five-year proposal costing $240 billion.</w:t>
         <w:br/>
-        <w:t>Some callers ask for things no city department can satisfy.</w:t>
+        <w:t>Bush's campaign released an analysis showing how much the McCain plan would cost a single mother of one child making $22,000 a year. If she received $2,000 a year in benefits from her employer to pay for community-college classes, her federal income and payroll taxes would increase from $2,700 to $3,160, an increase of $460 or 17 percent, the Bush camp said.</w:t>
         <w:br/>
-        <w:t>''We've had people call for recipes! We have people who call to ask about an ad that was on TV. Someone once called to find out what the tax assessment was on Star Lake (Amphitheater). That's not even in the city.</w:t>
+        <w:t>Bush said that kind of change would increase taxes overall by $40 billion over five years, the biggest single increase among several totaling about $152 billion over the same period.</w:t>
         <w:br/>
-        <w:t>''I think operators give our number to people who ask for any place that has 'Pittsburgh' in it. We've had callers from Meadville.''</w:t>
+        <w:t>"If Sen. McCain abandons this tax increase, he would seriously undermine his ability to fund his tax proposals," a Bush analysis said. It said McCain would use the tax increases, along with approximately $85 billion taken from projected federal budget surpluses, to cut other taxes by a total of $237 billion.</w:t>
         <w:br/>
-        <w:t>Campbell was a secretary and bookkeeper at a church before she sought this job. She was a supervisor for Bell Telephone before having three children. Her husband is a retired police lieutenant. They live in Point Breeze, ''on one of the working-class streets,'' she says.</w:t>
+        <w:t>"That's bull," said McCain spokesman Todd Harris. "And you can quote me."</w:t>
         <w:br/>
-        <w:t>She made it into work on the Monday after the blizzard in March, when nearly everything else was shut down, because she was expected to. All but one of her people made it in, too. She hitched a ride with a colleague, and the phone was on her shoulder all day.</w:t>
+        <w:t>Forbes challenged Bush on taxes.</w:t>
         <w:br/>
-        <w:t>''I just pushed the button down between each call.''</w:t>
+        <w:t>"In Texas, George, your tax cuts are more apparent than real," Forbes said. "Most Texans have never seen those tax cuts."</w:t>
         <w:br/>
-        <w:t>The office logged about 1,500 calls that day, three times the norm, from people who expected the city to have cleared all the roads -- ''And the alleys,'' Campbell said. ''You wouldn't believe the number of calls about alleys.''</w:t>
+        <w:t>"Not only are my tax cuts real, they've reduced the base line of the budget . . .," Bush responded. "I've got a good record. I'm the only one on this stage who's got a record endorsed by the people."</w:t>
         <w:br/>
-        <w:t>The staff had its food sent in: ''You just couldn't leave.</w:t>
+        <w:t>Paper endorses Gore, McCain. The Boston Globe endorsed Vice President Gore and Sen. John McCain in New Hampshire's Democratic and Republican presidential primaries. In editorials published yesterday, New England's largest newspaper described Gore as "the most competent among the Democrats to lead the country in a complicated world." Among the Republicans, it said, McCain's "forays into the unconventional are sensible as well as bold."</w:t>
         <w:br/>
-        <w:t>''Pittsburghers expect a lot. They expect us to know everything about every corner,'' Campbell says, then she breaks into a chuckle and relates a typical conversation:</w:t>
+        <w:t>94 RNC members back Bush. Texas Gov. George W. Bush has picked up the endorsements of 94 Republican National Committee members and state GOP chairmen and chairwomen. They represent a majority of the 165 members of the committee, holding its winter meeting in San Jose. The 94 amount to 85 percent of GOP officials eligible under state by-laws to endorse candidates.</w:t>
         <w:br/>
-        <w:t>''There's a pothole out here.''</w:t>
-        <w:br/>
-        <w:t>''Out where?''</w:t>
-        <w:br/>
-        <w:t>''I'm in Pittsburgh.''</w:t>
-        <w:br/>
-        <w:t>''Where in Pittsburgh?''</w:t>
-        <w:br/>
-        <w:t>''Oakland. It's out here on the corner.''</w:t>
-        <w:br/>
-        <w:t>''What corner?''</w:t>
-        <w:br/>
-        <w:t>''Well you know!''</w:t>
-        <w:br/>
-        <w:t>Campbell said potholes are the leading cause of complaints, followed by reports of high grass and buildings vacant or in disrepair.</w:t>
-        <w:br/>
-        <w:t>Most complaints, however angry, are based on realistic assumptions about what the city should and could do, she said.</w:t>
-        <w:br/>
-        <w:t>''Some aren't. Right now, everyone wants a police officer stationed in front of their house. And we get requests for speed bumps, but you can't put speed bumps on a city street.</w:t>
-        <w:br/>
-        <w:t>''But people should expect their refuse to be picked up and an officer to show up when they call the police.''</w:t>
-        <w:br/>
-        <w:t>At the end of each day, Terri Sawyer organizes and makes print-outs of the complaints and requests that came in from 7:15 a.m. until 5 p.m. The next morning, after review, Campbell sends them to the appropriate departments.</w:t>
-        <w:br/>
-        <w:t>It's hard even for astute people to figure out which department to call with some complaints. Who, for instance, would guess that you'd call the painting department to get a fallen sign put back up?</w:t>
-        <w:br/>
-        <w:t>''You don't have to know that,'' Campbell said, smiling. ''That's what we're here for.''</w:t>
-        <w:br/>
-        <w:t xml:space="preserve"> </w:t>
-        <w:br/>
-        <w:t>Top 10 calls to the hot line</w:t>
-        <w:br/>
-        <w:t xml:space="preserve"> </w:t>
-        <w:br/>
-        <w:t>10. ''When's 'at pool open anyways?''</w:t>
-        <w:br/>
-        <w:t xml:space="preserve"> </w:t>
-        <w:br/>
-        <w:t>9. ''How's come no one's cut the grass in --- Park?''</w:t>
-        <w:br/>
-        <w:t xml:space="preserve"> </w:t>
-        <w:br/>
-        <w:t>8. ''Something's wrong with my tax bill.''</w:t>
-        <w:br/>
-        <w:t xml:space="preserve"> </w:t>
-        <w:br/>
-        <w:t>7. ''I want a stop sign at the end of my block.''</w:t>
-        <w:br/>
-        <w:t xml:space="preserve"> </w:t>
-        <w:br/>
-        <w:t>6. ''People are dumping trash all over this lot near my house.''</w:t>
-        <w:br/>
-        <w:t xml:space="preserve"> </w:t>
-        <w:br/>
-        <w:t>5. ''Hey, would youse guys plant a tree in front of my hahs?''</w:t>
-        <w:br/>
-        <w:t xml:space="preserve"> </w:t>
-        <w:br/>
-        <w:t>4. ''My garbage didn't get picked up today.''</w:t>
-        <w:br/>
-        <w:t xml:space="preserve"> </w:t>
-        <w:br/>
-        <w:t>3. ''Can we get a cop to patrol our block?''</w:t>
-        <w:br/>
-        <w:t xml:space="preserve"> </w:t>
-        <w:br/>
-        <w:t>2. ''My neighbor won't cut his grass and his shingles are falling.''</w:t>
-        <w:br/>
-        <w:t xml:space="preserve"> </w:t>
-        <w:br/>
-        <w:t>… and the No. 1 call:</w:t>
-        <w:br/>
-        <w:t xml:space="preserve"> </w:t>
-        <w:br/>
-        <w:t>1. ''I got a pot hole aht here!''</w:t>
-        <w:br/>
-        <w:t xml:space="preserve"> </w:t>
-        <w:br/>
-        <w:t>To get the Mayor's Service Center, call 255-2100. Calls to 255-2621 and 255- INFO (4636) ring there as well.</w:t>
+        <w:t>* This report contains information from the Associated Press.</w:t>
         <w:br/>
         <w:br/>
         <w:t>Graphic</w:t>
@@ -189,7 +111,11 @@
         <w:br/>
         <w:t xml:space="preserve"> </w:t>
         <w:br/>
-        <w:t>PHOTO, Peter Diana/Post-Gazette: Dolly Campbell and her staff of six serve callers on the mayor's hot line concerned with anything from recipes to tax returns.</w:t>
+        <w:t>PHOTO;</w:t>
+        <w:br/>
+        <w:t>PHOTO</w:t>
+        <w:br/>
+        <w:t>Republican presidential candidates (from left) Steve Forbes, Orrin G. Hatch, George W. Bush and John McCain take the stage before yesterday's debate at the Iowa Public Television Studios in Johnston, Iowa. (DAVE PETERSON, Associated Press)</w:t>
       </w:r>
     </w:p>
     <w:sectPr>

--- a/example_articles/states/Iowa/4.states_Iowa_Other_publisher.docx
+++ b/example_articles/states/Iowa/4.states_Iowa_Other_publisher.docx
@@ -7,7 +7,7 @@
         <w:pStyle w:val="Heading1"/>
       </w:pPr>
       <w:r>
-        <w:t>MCCAIN, BUSH TRADE JABS ON TAX-CUT PLANS IN IOWA, BUSH SAID MCCAIN WOULD TAX EMPLOYEE BENEFITS. MCCAIN SAID BUSH IGNORED THE NATIONAL DEBT.</w:t>
+        <w:t>POSTVILLE, IOWA; EPICENTER OF IMMIGRATION DEBATE; TWIN CITIES JEWS JOIN THE BATTLE; About 1,200 people, including 150 from the Twin Cities, marched Sunday in support of undocumented immigrants in Iowa, where a huge raid on a meatpacking plant took place in May</w:t>
       </w:r>
     </w:p>
     <w:p>
@@ -17,17 +17,17 @@
     </w:p>
     <w:p>
       <w:r>
-        <w:t>Date: 2000-01-16</w:t>
+        <w:t>Date: 2008-07-28</w:t>
       </w:r>
     </w:p>
     <w:p>
       <w:r>
-        <w:t>Section: NATIONAL; Pg. A02</w:t>
+        <w:t>Section: NEWS; Pg. 1A</w:t>
       </w:r>
     </w:p>
     <w:p>
       <w:r>
-        <w:t>Source file: Other publishers/Files (500) (27).DOCX</w:t>
+        <w:t>Source file: Other publishers/Files (500) (22).DOCX</w:t>
       </w:r>
     </w:p>
     <w:p>
@@ -49,61 +49,59 @@
     </w:p>
     <w:p>
       <w:r>
-        <w:t>Gov. George W. Bush of Texas accused Sen. John McCain of Arizona yesterday of financing his proposed tax cuts in part with a $40 billion tax increase on employer-provided benefits, which Bush said would force working people to give up cherished perks such as employer-paid tuition.</w:t>
+        <w:t>POSTVILLE, IOWA - The Statue of Liberty stood on both sides of the main street of Postville on Sunday, a symbol of how the volatile issue of immigration divides not only this Iowa town, but this country</w:t>
         <w:br/>
-        <w:t>Bush leveled the charge against his chief rival for the Republican presidential nomination at a debate here, the last one before Iowa voters attend precinct caucuses Jan. 24.</w:t>
+        <w:t>On one side, a woman who was part of a group of Twin Cities Jews that helped orchestrate the rally offered a picture of the statue as evidence that America has always welcomed the downtrodden</w:t>
         <w:br/>
-        <w:t>Bush's criticism, and a testy response from McCain underscored the increasingly sharp contest between the two for the votes of working-class Americans. Later the McCain camp said that Bush was wrong, that the tax revenue would be $4 billion, not $40 billion. Bush's people contended their figure was right.</w:t>
+        <w:t>But across the street, on the other side of a line of police officers, Rosanna Pulido, painted green and dressed as the icon of American freedom, said, "The statue says, `Give me your poor and your tired.' It doesn't say, `Give me your illegal aliens.'"</w:t>
         <w:br/>
-        <w:t>In the debate, Bush asked: What would you tell a working single mother about why you would tax her benefits?</w:t>
+        <w:t>More than 1,000 people, including at least 150 from the Twin Cities, descended Sunday on Postville, a seemingly bucolic place beset by turmoil in the wake of the nation's largest immigration raid in May</w:t>
         <w:br/>
-        <w:t>"Well, the first thing I would say to that single mom is that I've got a tax cut for you, and Gov. Bush doesn't," the Arizona senator replied.</w:t>
+        <w:t>Most had come to support the hundreds of Guatemalans and Mexicans working illegally at Agriprocessors Inc. who were rounded up, jailed or deported as a result of the raid</w:t>
         <w:br/>
-        <w:t>"That's not true," interrupted Bush. Indeed, his tax-cut plan would cut income tax rates for low-income people as well as the better-off.</w:t>
+        <w:t>Twin Cities Jews say supporting the workers is important because they were mistreated while supplying U.S. Jews with kosher meat. There have been accusations that workers were abused and underpaid</w:t>
         <w:br/>
-        <w:t>McCain responded that "the real issue here" is that the federal government is running a huge tax surplus, and "the question is what do we want to do with it."</w:t>
+        <w:t>"For thousands of years, Jews lived by two rules: Welcome the strangers and don't exploit the worker,'" said Vic Rosenthal, executive director of Jewish Community Action, based in St. Paul</w:t>
         <w:br/>
-        <w:t>McCain said he would give part of the surplus back to lower- and middle-income people, but would devote much of it as well to buying down the $5.6 trillion national debt in an effort to shore up future finances of Social Security.</w:t>
+        <w:t>"We will settle for nothing less than a path for legalization, family unification, free migration of workers and immigrants, and equal protection for all workers," he told a cheering crowd at St. Bridget's Catholic Church in Postville, which has become a sanctuary for the families of the 400 or so arrested undocumented workers</w:t>
         <w:br/>
-        <w:t>"Gov. Bush's plan has not one penny for Social Security, not one penny for Medicare, and not one penny for paying down the national debt," McCain charged.</w:t>
+        <w:t>The trip began early Sunday as congregants from Twin Cities synagogues loaded buses bearing signs that read: "Jews for Justice for Immigrants and Workers."</w:t>
         <w:br/>
-        <w:t>Turning to face the Texas governor standing beside him, McCain added: "And when you run ads saying you're going to take care of Social Security, my friend, that's all hat and no cattle." The audience tittered with laughter. After a pause, Bush, looking bemused, said: "That's cute."</w:t>
+        <w:t>Twin Cities Jews have donated about $20,000 to people affected by the immigration raids. One contributor is Elie Goldin, a student at Macalester College in St. Paul. "I want to show this is a Jewish voice in solidarity with immigrants and express a need for comprehensive immigration reform," she said</w:t>
         <w:br/>
-        <w:t>"You know they are always cutest when they're true," McCain replied, grinning.</w:t>
+        <w:t>Macalester labor historian and Prof. Peter Rachleff, who was on the trip, called the rally an important marker. "We are in a period of tremendous transition," he said. "The working class is coming more and more from (legal and illegal) immigrants, and they are a major force in unions."</w:t>
         <w:br/>
-        <w:t>"It's not true," Bush protested.</w:t>
+        <w:t>Dueling chants</w:t>
         <w:br/>
-        <w:t>Bush went on the offensive against McCain, who has been arguing that his tax-cut proposal would do more to help working people, while Bush's would deliver the bulk of benefits to the wealthy.</w:t>
+        <w:t>About 1,200 people marched on Postville streets chanting, "Si, se puede" -- "Yes, we can."</w:t>
         <w:br/>
-        <w:t>The Texas governor said McCain's plan would tax previously untaxed benefits given to workers, such as those for education, transportation, meals, vision care, parking, life insurance, auto insurance, and moving expenses.</w:t>
+        <w:t>Many Guatemalan women participating in the march wore ankle bracelets for monitoring by the courts. Their husbands have been arrested for illegal entry and often for using false Social Security numbers, and the women are awaiting court appearances for deportation and can't work</w:t>
         <w:br/>
-        <w:t>McCain said Bush would devote 36 percent of his tax cuts to the nation's wealthiest 1 percent. "I don't do that," McCain said. "Let's not do the Texas two-step here."</w:t>
+        <w:t>Postville residents dragged lawn chairs out into yards and sipped sodas or beers as they watched</w:t>
         <w:br/>
-        <w:t>Bush is well ahead in polls here, followed by magazine publisher Steve Forbes. The other candidates - including social activist Gary Bauer, Sen. Orrin G. Hatch (R., Utah), and radio commentator Alan Keyes - are bunched together far behind.</w:t>
+        <w:t>The march wound through quiet, tidy neighborhoods to the processing plant, where a sign declared, "Agriprocessors: A great place to work." The group stopped there</w:t>
         <w:br/>
-        <w:t>But McCain is not actively campaigning here, saving his limited money and energy for New Hampshire's first-in-the-nation Feb. 1 primary, where polls show him neck-and-neck with Bush.</w:t>
+        <w:t>Rabbi Harold Kravitz of Adath Jeshurun Congregation in Minnetonka told those gathered that he had come because of "deeply troubling reports from this plant about treatment of workers." Such concerns should be added to those that inspire kosher rules that specify how animals are treated and butchered, he said</w:t>
         <w:br/>
-        <w:t>Bush and McCain are engaged in an increasingly acrimonious debate over their tax plans, particularly over whether they would leave enough money for Social Security. Bush backs a five-year tax-cut plan that would cost $483 billion, McCain a five-year proposal costing $240 billion.</w:t>
+        <w:t>Kravitz and Rabbi Morris Allen of Beth Jacob Congregation in Mendota Heights are leading a national movement to certify that kosher meat is processed in a manner that pays fair wages and treats workers with dignity</w:t>
         <w:br/>
-        <w:t>Bush's campaign released an analysis showing how much the McCain plan would cost a single mother of one child making $22,000 a year. If she received $2,000 a year in benefits from her employer to pay for community-college classes, her federal income and payroll taxes would increase from $2,700 to $3,160, an increase of $460 or 17 percent, the Bush camp said.</w:t>
+        <w:t>On Sunday, Kravitz, Rosenthal and others met with two Agriprocessors leaders and asked for a fund to help displaced workers, demanded that the company pay workers vacation pay and back pay due before the raid, and asked them to accept the standards created by the group</w:t>
         <w:br/>
-        <w:t>Bush said that kind of change would increase taxes overall by $40 billion over five years, the biggest single increase among several totaling about $152 billion over the same period.</w:t>
+        <w:t>Rosenthal said the company said it was assisting workers with food and housing, but offered few specifics. "It was not satisfactory," he said. Agriprocessors agreed to continue discussions next week, he said</w:t>
         <w:br/>
-        <w:t>"If Sen. McCain abandons this tax increase, he would seriously undermine his ability to fund his tax proposals," a Bush analysis said. It said McCain would use the tax increases, along with approximately $85 billion taken from projected federal budget surpluses, to cut other taxes by a total of $237 billion.</w:t>
+        <w:t>Barely noticed at first, Getzel Rubashkin, grandson of the Agriprocessors founder, walked to the edge of the crowd, his austere black clothes a counterpoint to those of colorfully dressed Guatemalans</w:t>
         <w:br/>
-        <w:t>"That's bull," said McCain spokesman Todd Harris. "And you can quote me."</w:t>
+        <w:t>"The people who come here talk about justice," he said. "No one disagrees with that. We are on the same side of the issue. We don't have a dog in this fight."</w:t>
         <w:br/>
-        <w:t>Forbes challenged Bush on taxes.</w:t>
+        <w:t>Stressing that he was speaking as an individual, not as a representative of the company, Rubashkin said he believes his father, the company's former CEO, did not know half the workers were illegal immigrants. "No one at this plant is against workers' rights or wants to mistreat anybody," he said</w:t>
         <w:br/>
-        <w:t>"In Texas, George, your tax cuts are more apparent than real," Forbes said. "Most Texans have never seen those tax cuts."</w:t>
+        <w:t>As the march turned onto the town's main thoroughfare, it met the crowd that favors more immigration raids. Shouts of "Keep families together, no more raids!" were met with "Go home!" and "Take your kids with you!"</w:t>
         <w:br/>
-        <w:t>"Not only are my tax cuts real, they've reduced the base line of the budget . . .," Bush responded. "I've got a good record. I'm the only one on this stage who's got a record endorsed by the people."</w:t>
+        <w:t>When two girls walked by with U.S. and Mexican flags, a man yelled, "Bring me that (Mexican) flag -- I'll burn that garbage."</w:t>
         <w:br/>
-        <w:t>Paper endorses Gore, McCain. The Boston Globe endorsed Vice President Gore and Sen. John McCain in New Hampshire's Democratic and Republican presidential primaries. In editorials published yesterday, New England's largest newspaper described Gore as "the most competent among the Democrats to lead the country in a complicated world." Among the Republicans, it said, McCain's "forays into the unconventional are sensible as well as bold."</w:t>
+        <w:t>Postville Mayor Robert Penrod expressed a different sentiment. "We need to put an end to ICE raids once and for all," he said. "Hispanic families that are here today have the town's sympathies, because we need to have them back together again."</w:t>
         <w:br/>
-        <w:t>94 RNC members back Bush. Texas Gov. George W. Bush has picked up the endorsements of 94 Republican National Committee members and state GOP chairmen and chairwomen. They represent a majority of the 165 members of the committee, holding its winter meeting in San Jose. The 94 amount to 85 percent of GOP officials eligible under state by-laws to endorse candidates.</w:t>
-        <w:br/>
-        <w:t>* This report contains information from the Associated Press.</w:t>
+        <w:t>Jon Tevlin - 612-673-1702</w:t>
         <w:br/>
         <w:br/>
         <w:t>Graphic</w:t>
@@ -111,11 +109,7 @@
         <w:br/>
         <w:t xml:space="preserve"> </w:t>
         <w:br/>
-        <w:t>PHOTO;</w:t>
-        <w:br/>
         <w:t>PHOTO</w:t>
-        <w:br/>
-        <w:t>Republican presidential candidates (from left) Steve Forbes, Orrin G. Hatch, George W. Bush and John McCain take the stage before yesterday's debate at the Iowa Public Television Studios in Johnston, Iowa. (DAVE PETERSON, Associated Press)</w:t>
       </w:r>
     </w:p>
     <w:sectPr>
